--- a/Gauge Project/Manometers' report (отчёт манометров).docx
+++ b/Gauge Project/Manometers' report (отчёт манометров).docx
@@ -1,12 +1,28 @@
 
 <file path=word/document.xml><?xml version="1.0" encoding="utf-8"?>
-<w:document xmlns:wpc="http://schemas.microsoft.com/office/word/2010/wordprocessingCanvas" xmlns:cx="http://schemas.microsoft.com/office/drawing/2014/chartex" xmlns:cx1="http://schemas.microsoft.com/office/drawing/2015/9/8/chartex" xmlns:cx2="http://schemas.microsoft.com/office/drawing/2015/10/21/chartex" xmlns:cx3="http://schemas.microsoft.com/office/drawing/2016/5/9/chartex" xmlns:cx4="http://schemas.microsoft.com/office/drawing/2016/5/10/chartex" xmlns:cx5="http://schemas.microsoft.com/office/drawing/2016/5/11/chartex" xmlns:cx6="http://schemas.microsoft.com/office/drawing/2016/5/12/chartex" xmlns:cx7="http://schemas.microsoft.com/office/drawing/2016/5/13/chartex" xmlns:cx8="http://schemas.microsoft.com/office/drawing/2016/5/14/chartex" xmlns:mc="http://schemas.openxmlformats.org/markup-compatibility/2006" xmlns:aink="http://schemas.microsoft.com/office/drawing/2016/ink" xmlns:am3d="http://schemas.microsoft.com/office/drawing/2017/model3d" xmlns:o="urn:schemas-microsoft-com:office:office" xmlns:r="http://schemas.openxmlformats.org/officeDocument/2006/relationships" xmlns:m="http://schemas.openxmlformats.org/officeDocument/2006/math" xmlns:v="urn:schemas-microsoft-com:vml" xmlns:wp14="http://schemas.microsoft.com/office/word/2010/wordprocessingDrawing" xmlns:wp="http://schemas.openxmlformats.org/drawingml/2006/wordprocessingDrawing" xmlns:w10="urn:schemas-microsoft-com:office:word" xmlns:w="http://schemas.openxmlformats.org/wordprocessingml/2006/main" xmlns:w14="http://schemas.microsoft.com/office/word/2010/wordml" xmlns:w15="http://schemas.microsoft.com/office/word/2012/wordml" xmlns:w16cex="http://schemas.microsoft.com/office/word/2018/wordml/cex" xmlns:w16cid="http://schemas.microsoft.com/office/word/2016/wordml/cid" xmlns:w16="http://schemas.microsoft.com/office/word/2018/wordml" xmlns:w16se="http://schemas.microsoft.com/office/word/2015/wordml/symex" xmlns:wpg="http://schemas.microsoft.com/office/word/2010/wordprocessingGroup" xmlns:wpi="http://schemas.microsoft.com/office/word/2010/wordprocessingInk" xmlns:wne="http://schemas.microsoft.com/office/word/2006/wordml" xmlns:wps="http://schemas.microsoft.com/office/word/2010/wordprocessingShape" mc:Ignorable="w14 w15 w16se w16cid w16 w16cex wp14">
+<w:document xmlns:wpc="http://schemas.microsoft.com/office/word/2010/wordprocessingCanvas" xmlns:cx="http://schemas.microsoft.com/office/drawing/2014/chartex" xmlns:cx1="http://schemas.microsoft.com/office/drawing/2015/9/8/chartex" xmlns:cx2="http://schemas.microsoft.com/office/drawing/2015/10/21/chartex" xmlns:cx3="http://schemas.microsoft.com/office/drawing/2016/5/9/chartex" xmlns:cx4="http://schemas.microsoft.com/office/drawing/2016/5/10/chartex" xmlns:cx5="http://schemas.microsoft.com/office/drawing/2016/5/11/chartex" xmlns:cx6="http://schemas.microsoft.com/office/drawing/2016/5/12/chartex" xmlns:cx7="http://schemas.microsoft.com/office/drawing/2016/5/13/chartex" xmlns:cx8="http://schemas.microsoft.com/office/drawing/2016/5/14/chartex" xmlns:mc="http://schemas.openxmlformats.org/markup-compatibility/2006" xmlns:aink="http://schemas.microsoft.com/office/drawing/2016/ink" xmlns:am3d="http://schemas.microsoft.com/office/drawing/2017/model3d" xmlns:o="urn:schemas-microsoft-com:office:office" xmlns:r="http://schemas.openxmlformats.org/officeDocument/2006/relationships" xmlns:m="http://schemas.openxmlformats.org/officeDocument/2006/math" xmlns:v="urn:schemas-microsoft-com:vml" xmlns:wp14="http://schemas.microsoft.com/office/word/2010/wordprocessingDrawing" xmlns:wp="http://schemas.openxmlformats.org/drawingml/2006/wordprocessingDrawing" xmlns:w10="urn:schemas-microsoft-com:office:word" xmlns:w="http://schemas.openxmlformats.org/wordprocessingml/2006/main" xmlns:w14="http://schemas.microsoft.com/office/word/2010/wordml" xmlns:w15="http://schemas.microsoft.com/office/word/2012/wordml" xmlns:w16cex="http://schemas.microsoft.com/office/word/2018/wordml/cex" xmlns:w16cid="http://schemas.microsoft.com/office/word/2016/wordml/cid" xmlns:w16="http://schemas.microsoft.com/office/word/2018/wordml" xmlns:w16sdtdh="http://schemas.microsoft.com/office/word/2020/wordml/sdtdatahash" xmlns:w16se="http://schemas.microsoft.com/office/word/2015/wordml/symex" xmlns:wpg="http://schemas.microsoft.com/office/word/2010/wordprocessingGroup" xmlns:wpi="http://schemas.microsoft.com/office/word/2010/wordprocessingInk" xmlns:wne="http://schemas.microsoft.com/office/word/2006/wordml" xmlns:wps="http://schemas.microsoft.com/office/word/2010/wordprocessingShape" mc:Ignorable="w14 w15 w16se w16cid w16 w16cex w16sdtdh wp14">
   <w:body>
+    <w:p>
+      <w:pPr>
+        <w:rPr>
+          <w:sz w:val="18"/>
+          <w:szCs w:val="18"/>
+        </w:rPr>
+      </w:pPr>
+      <w:bookmarkStart w:id="0" w:name="_Hlk75790755"/>
+      <w:r>
+        <w:rPr>
+          <w:sz w:val="18"/>
+          <w:szCs w:val="18"/>
+        </w:rPr>
+        <w:tab/>
+      </w:r>
+    </w:p>
     <w:tbl>
       <w:tblPr>
         <w:tblStyle w:val="a6"/>
-        <w:tblW w:w="10348" w:type="dxa"/>
-        <w:tblInd w:w="704" w:type="dxa"/>
+        <w:tblW w:w="10510" w:type="dxa"/>
+        <w:tblInd w:w="703" w:type="dxa"/>
         <w:tblBorders>
           <w:insideH w:val="single" w:sz="6" w:space="0" w:color="auto"/>
           <w:insideV w:val="single" w:sz="6" w:space="0" w:color="auto"/>
@@ -14,51 +30,50 @@
         <w:tblLook w:val="04A0" w:firstRow="1" w:lastRow="0" w:firstColumn="1" w:lastColumn="0" w:noHBand="0" w:noVBand="1"/>
       </w:tblPr>
       <w:tblGrid>
-        <w:gridCol w:w="2268"/>
-        <w:gridCol w:w="8080"/>
+        <w:gridCol w:w="3256"/>
+        <w:gridCol w:w="7254"/>
       </w:tblGrid>
       <w:tr>
         <w:trPr>
-          <w:trHeight w:val="435"/>
+          <w:trHeight w:val="699"/>
         </w:trPr>
         <w:tc>
           <w:tcPr>
-            <w:tcW w:w="2268" w:type="dxa"/>
-            <w:tcBorders>
-              <w:top w:val="single" w:sz="4" w:space="0" w:color="auto"/>
-              <w:left w:val="single" w:sz="4" w:space="0" w:color="auto"/>
-              <w:bottom w:val="single" w:sz="4" w:space="0" w:color="auto"/>
-              <w:right w:val="single" w:sz="6" w:space="0" w:color="auto"/>
-            </w:tcBorders>
-            <w:hideMark/>
+            <w:tcW w:w="3256" w:type="dxa"/>
           </w:tcPr>
           <w:p>
             <w:pPr>
-              <w:ind w:right="-160"/>
-              <w:rPr>
-                <w:sz w:val="18"/>
-                <w:szCs w:val="18"/>
-                <w:lang w:eastAsia="en-US"/>
+              <w:ind w:right="-57"/>
+              <w:rPr>
+                <w:sz w:val="18"/>
+                <w:szCs w:val="18"/>
               </w:rPr>
             </w:pPr>
-            <w:bookmarkStart w:id="0" w:name="_Hlk75790755"/>
             <w:r>
               <w:rPr>
                 <w:noProof/>
               </w:rPr>
               <w:drawing>
-                <wp:anchor distT="0" distB="0" distL="114300" distR="114300" simplePos="0" relativeHeight="251659264" behindDoc="0" locked="0" layoutInCell="1" allowOverlap="1" wp14:anchorId="79C36E1E" wp14:editId="59647BEB">
+                <wp:anchor distT="0" distB="0" distL="114300" distR="114300" simplePos="0" relativeHeight="251662336" behindDoc="0" locked="0" layoutInCell="1" allowOverlap="1" wp14:anchorId="79B8E12C" wp14:editId="44A3587C">
                   <wp:simplePos x="0" y="0"/>
                   <wp:positionH relativeFrom="column">
-                    <wp:posOffset>-16510</wp:posOffset>
+                    <wp:posOffset>423</wp:posOffset>
                   </wp:positionH>
                   <wp:positionV relativeFrom="paragraph">
-                    <wp:posOffset>14605</wp:posOffset>
+                    <wp:posOffset>1905</wp:posOffset>
                   </wp:positionV>
-                  <wp:extent cx="1371600" cy="504825"/>
-                  <wp:effectExtent l="0" t="0" r="0" b="9525"/>
-                  <wp:wrapNone/>
-                  <wp:docPr id="315" name="Рисунок 315"/>
+                  <wp:extent cx="1549527" cy="466725"/>
+                  <wp:effectExtent l="0" t="0" r="0" b="0"/>
+                  <wp:wrapThrough wrapText="bothSides">
+                    <wp:wrapPolygon edited="0">
+                      <wp:start x="0" y="0"/>
+                      <wp:lineTo x="0" y="20278"/>
+                      <wp:lineTo x="21246" y="20278"/>
+                      <wp:lineTo x="21246" y="0"/>
+                      <wp:lineTo x="0" y="0"/>
+                    </wp:wrapPolygon>
+                  </wp:wrapThrough>
+                  <wp:docPr id="3" name="Рисунок 3"/>
                   <wp:cNvGraphicFramePr>
                     <a:graphicFrameLocks xmlns:a="http://schemas.openxmlformats.org/drawingml/2006/main" noChangeAspect="1"/>
                   </wp:cNvGraphicFramePr>
@@ -66,7 +81,7 @@
                     <a:graphicData uri="http://schemas.openxmlformats.org/drawingml/2006/picture">
                       <pic:pic xmlns:pic="http://schemas.openxmlformats.org/drawingml/2006/picture">
                         <pic:nvPicPr>
-                          <pic:cNvPr id="0" name="Рисунок 205"/>
+                          <pic:cNvPr id="0" name="Picture 1"/>
                           <pic:cNvPicPr>
                             <a:picLocks noChangeAspect="1" noChangeArrowheads="1"/>
                           </pic:cNvPicPr>
@@ -87,12 +102,15 @@
                         <pic:spPr bwMode="auto">
                           <a:xfrm>
                             <a:off x="0" y="0"/>
-                            <a:ext cx="1371600" cy="504825"/>
+                            <a:ext cx="1549527" cy="466725"/>
                           </a:xfrm>
                           <a:prstGeom prst="rect">
                             <a:avLst/>
                           </a:prstGeom>
                           <a:noFill/>
+                          <a:ln>
+                            <a:noFill/>
+                          </a:ln>
                         </pic:spPr>
                       </pic:pic>
                     </a:graphicData>
@@ -110,24 +128,15 @@
         </w:tc>
         <w:tc>
           <w:tcPr>
-            <w:tcW w:w="8080" w:type="dxa"/>
-            <w:tcBorders>
-              <w:top w:val="single" w:sz="4" w:space="0" w:color="auto"/>
-              <w:left w:val="single" w:sz="6" w:space="0" w:color="auto"/>
-              <w:bottom w:val="single" w:sz="4" w:space="0" w:color="auto"/>
-              <w:right w:val="single" w:sz="4" w:space="0" w:color="auto"/>
-            </w:tcBorders>
-            <w:hideMark/>
+            <w:tcW w:w="7254" w:type="dxa"/>
           </w:tcPr>
           <w:p>
             <w:pPr>
               <w:ind w:right="-113"/>
-              <w:jc w:val="center"/>
               <w:rPr>
                 <w:b/>
                 <w:sz w:val="18"/>
                 <w:szCs w:val="18"/>
-                <w:lang w:eastAsia="en-US"/>
               </w:rPr>
             </w:pPr>
             <w:r>
@@ -135,93 +144,89 @@
                 <w:b/>
                 <w:sz w:val="18"/>
                 <w:szCs w:val="18"/>
-                <w:lang w:eastAsia="en-US"/>
-              </w:rPr>
-              <w:t>Научно-производственное республиканское унитарное предприятие</w:t>
-            </w:r>
-          </w:p>
-          <w:p>
-            <w:pPr>
-              <w:ind w:right="-113"/>
-              <w:jc w:val="center"/>
+              </w:rPr>
+              <w:t xml:space="preserve">Головной офис компании </w:t>
+            </w:r>
+            <w:r>
               <w:rPr>
                 <w:b/>
                 <w:sz w:val="18"/>
                 <w:szCs w:val="18"/>
-                <w:lang w:eastAsia="en-US"/>
-              </w:rPr>
-            </w:pPr>
-            <w:r>
-              <w:rPr>
-                <w:b/>
-                <w:sz w:val="18"/>
-                <w:szCs w:val="18"/>
-                <w:lang w:eastAsia="en-US"/>
-              </w:rPr>
-              <w:t>«Белорусский государственный институт стандартизации и сертификации» (</w:t>
-            </w:r>
-            <w:proofErr w:type="spellStart"/>
-            <w:r>
-              <w:rPr>
-                <w:b/>
-                <w:sz w:val="18"/>
-                <w:szCs w:val="18"/>
-                <w:lang w:eastAsia="en-US"/>
-              </w:rPr>
-              <w:t>БелГИСС</w:t>
-            </w:r>
-            <w:proofErr w:type="spellEnd"/>
-            <w:r>
-              <w:rPr>
-                <w:b/>
-                <w:sz w:val="18"/>
-                <w:szCs w:val="18"/>
-                <w:lang w:eastAsia="en-US"/>
-              </w:rPr>
-              <w:t>)</w:t>
+                <w:lang w:val="en-US"/>
+              </w:rPr>
+              <w:t>MOKO</w:t>
             </w:r>
           </w:p>
           <w:p>
             <w:pPr>
               <w:ind w:right="-57"/>
-              <w:jc w:val="center"/>
-              <w:rPr>
-                <w:sz w:val="18"/>
-                <w:szCs w:val="18"/>
-                <w:lang w:eastAsia="en-US"/>
+              <w:rPr>
+                <w:sz w:val="18"/>
+                <w:szCs w:val="18"/>
               </w:rPr>
             </w:pPr>
             <w:r>
               <w:rPr>
                 <w:sz w:val="18"/>
                 <w:szCs w:val="18"/>
-                <w:lang w:eastAsia="en-US"/>
-              </w:rPr>
-              <w:t>ул. Новаторская 2А, помещение 208, 220053, г. Минск, Республика Беларусь</w:t>
+                <w:shd w:val="clear" w:color="auto" w:fill="FFFFFF"/>
+              </w:rPr>
+              <w:t>4-й переулок Кольцова 51, Минск, 220131</w:t>
+            </w:r>
+            <w:r>
+              <w:rPr>
+                <w:sz w:val="18"/>
+                <w:szCs w:val="18"/>
+              </w:rPr>
+              <w:t>, г. Минск, Республика Беларусь</w:t>
             </w:r>
           </w:p>
           <w:p>
             <w:pPr>
-              <w:jc w:val="center"/>
-              <w:rPr>
-                <w:sz w:val="18"/>
-                <w:szCs w:val="18"/>
-                <w:lang w:eastAsia="en-US"/>
+              <w:contextualSpacing/>
+              <w:rPr>
+                <w:sz w:val="18"/>
+                <w:szCs w:val="18"/>
+                <w:lang w:val="en-US"/>
               </w:rPr>
             </w:pPr>
             <w:r>
               <w:rPr>
                 <w:sz w:val="18"/>
                 <w:szCs w:val="18"/>
-                <w:lang w:eastAsia="en-US"/>
-              </w:rPr>
-              <w:t xml:space="preserve">тел.: +375 17 269 69 38, факс: +375 17 269 68 89 </w:t>
-            </w:r>
-            <w:r>
-              <w:rPr>
-                <w:sz w:val="18"/>
-                <w:szCs w:val="18"/>
-                <w:lang w:val="en-US" w:eastAsia="en-US"/>
+              </w:rPr>
+              <w:t>тел</w:t>
+            </w:r>
+            <w:r>
+              <w:rPr>
+                <w:sz w:val="18"/>
+                <w:szCs w:val="18"/>
+                <w:lang w:val="en-US"/>
+              </w:rPr>
+              <w:t xml:space="preserve">.: </w:t>
+            </w:r>
+            <w:r>
+              <w:rPr>
+                <w:sz w:val="18"/>
+                <w:szCs w:val="18"/>
+                <w:shd w:val="clear" w:color="auto" w:fill="FFFFFF"/>
+                <w:lang w:val="en-US"/>
+              </w:rPr>
+              <w:t>+375 (29) 610-55-55</w:t>
+            </w:r>
+            <w:r>
+              <w:rPr>
+                <w:sz w:val="18"/>
+                <w:szCs w:val="18"/>
+                <w:lang w:val="en-US"/>
+              </w:rPr>
+              <w:t xml:space="preserve">, </w:t>
+            </w:r>
+            <w:r>
+              <w:rPr>
+                <w:sz w:val="18"/>
+                <w:szCs w:val="18"/>
+                <w:lang w:val="en-US"/>
               </w:rPr>
               <w:t>E</w:t>
             </w:r>
@@ -229,7 +234,7 @@
               <w:rPr>
                 <w:sz w:val="18"/>
                 <w:szCs w:val="18"/>
-                <w:lang w:eastAsia="en-US"/>
+                <w:lang w:val="en-US"/>
               </w:rPr>
               <w:t>-</w:t>
             </w:r>
@@ -237,7 +242,7 @@
               <w:rPr>
                 <w:sz w:val="18"/>
                 <w:szCs w:val="18"/>
-                <w:lang w:val="en-US" w:eastAsia="en-US"/>
+                <w:lang w:val="en-US"/>
               </w:rPr>
               <w:t>mail</w:t>
             </w:r>
@@ -245,56 +250,294 @@
               <w:rPr>
                 <w:sz w:val="18"/>
                 <w:szCs w:val="18"/>
-                <w:lang w:eastAsia="en-US"/>
+                <w:lang w:val="en-US"/>
               </w:rPr>
               <w:t xml:space="preserve">: </w:t>
             </w:r>
             <w:r>
               <w:rPr>
+                <w:sz w:val="18"/>
+                <w:szCs w:val="18"/>
+                <w:shd w:val="clear" w:color="auto" w:fill="FFFFFF"/>
+                <w:lang w:val="en-US"/>
+              </w:rPr>
+              <w:t>ceo@moko.by</w:t>
+            </w:r>
+          </w:p>
+        </w:tc>
+      </w:tr>
+    </w:tbl>
+    <w:p>
+      <w:pPr>
+        <w:rPr>
+          <w:sz w:val="18"/>
+          <w:szCs w:val="18"/>
+          <w:lang w:val="en-US"/>
+        </w:rPr>
+      </w:pPr>
+    </w:p>
+    <w:tbl>
+      <w:tblPr>
+        <w:tblStyle w:val="a6"/>
+        <w:tblW w:w="10490" w:type="dxa"/>
+        <w:tblInd w:w="703" w:type="dxa"/>
+        <w:tblBorders>
+          <w:insideH w:val="single" w:sz="6" w:space="0" w:color="auto"/>
+          <w:insideV w:val="single" w:sz="6" w:space="0" w:color="auto"/>
+        </w:tblBorders>
+        <w:tblLook w:val="04A0" w:firstRow="1" w:lastRow="0" w:firstColumn="1" w:lastColumn="0" w:noHBand="0" w:noVBand="1"/>
+      </w:tblPr>
+      <w:tblGrid>
+        <w:gridCol w:w="3261"/>
+        <w:gridCol w:w="7229"/>
+      </w:tblGrid>
+      <w:tr>
+        <w:trPr>
+          <w:trHeight w:val="774"/>
+        </w:trPr>
+        <w:tc>
+          <w:tcPr>
+            <w:tcW w:w="3261" w:type="dxa"/>
+          </w:tcPr>
+          <w:p>
+            <w:pPr>
+              <w:rPr>
+                <w:lang w:val="en-US"/>
+              </w:rPr>
+            </w:pPr>
+            <w:r>
+              <w:rPr>
+                <w:noProof/>
+              </w:rPr>
+              <w:drawing>
+                <wp:anchor distT="0" distB="0" distL="114300" distR="114300" simplePos="0" relativeHeight="251664384" behindDoc="0" locked="0" layoutInCell="1" allowOverlap="1" wp14:anchorId="531E705A" wp14:editId="51C911C6">
+                  <wp:simplePos x="0" y="0"/>
+                  <wp:positionH relativeFrom="column">
+                    <wp:posOffset>13970</wp:posOffset>
+                  </wp:positionH>
+                  <wp:positionV relativeFrom="paragraph">
+                    <wp:posOffset>15240</wp:posOffset>
+                  </wp:positionV>
+                  <wp:extent cx="1549400" cy="466725"/>
+                  <wp:effectExtent l="0" t="0" r="0" b="2540"/>
+                  <wp:wrapThrough wrapText="bothSides">
+                    <wp:wrapPolygon edited="0">
+                      <wp:start x="0" y="0"/>
+                      <wp:lineTo x="0" y="20278"/>
+                      <wp:lineTo x="21246" y="20278"/>
+                      <wp:lineTo x="21246" y="0"/>
+                      <wp:lineTo x="0" y="0"/>
+                    </wp:wrapPolygon>
+                  </wp:wrapThrough>
+                  <wp:docPr id="6" name="Рисунок 6"/>
+                  <wp:cNvGraphicFramePr>
+                    <a:graphicFrameLocks xmlns:a="http://schemas.openxmlformats.org/drawingml/2006/main" noChangeAspect="1"/>
+                  </wp:cNvGraphicFramePr>
+                  <a:graphic xmlns:a="http://schemas.openxmlformats.org/drawingml/2006/main">
+                    <a:graphicData uri="http://schemas.openxmlformats.org/drawingml/2006/picture">
+                      <pic:pic xmlns:pic="http://schemas.openxmlformats.org/drawingml/2006/picture">
+                        <pic:nvPicPr>
+                          <pic:cNvPr id="0" name="Picture 1"/>
+                          <pic:cNvPicPr>
+                            <a:picLocks noChangeAspect="1" noChangeArrowheads="1"/>
+                          </pic:cNvPicPr>
+                        </pic:nvPicPr>
+                        <pic:blipFill>
+                          <a:blip r:embed="rId4" cstate="print">
+                            <a:extLst>
+                              <a:ext uri="{28A0092B-C50C-407E-A947-70E740481C1C}">
+                                <a14:useLocalDpi xmlns:a14="http://schemas.microsoft.com/office/drawing/2010/main" val="0"/>
+                              </a:ext>
+                            </a:extLst>
+                          </a:blip>
+                          <a:srcRect/>
+                          <a:stretch>
+                            <a:fillRect/>
+                          </a:stretch>
+                        </pic:blipFill>
+                        <pic:spPr bwMode="auto">
+                          <a:xfrm>
+                            <a:off x="0" y="0"/>
+                            <a:ext cx="1549400" cy="466725"/>
+                          </a:xfrm>
+                          <a:prstGeom prst="rect">
+                            <a:avLst/>
+                          </a:prstGeom>
+                          <a:noFill/>
+                          <a:ln>
+                            <a:noFill/>
+                          </a:ln>
+                        </pic:spPr>
+                      </pic:pic>
+                    </a:graphicData>
+                  </a:graphic>
+                  <wp14:sizeRelH relativeFrom="page">
+                    <wp14:pctWidth>0</wp14:pctWidth>
+                  </wp14:sizeRelH>
+                  <wp14:sizeRelV relativeFrom="page">
+                    <wp14:pctHeight>0</wp14:pctHeight>
+                  </wp14:sizeRelV>
+                </wp:anchor>
+              </w:drawing>
+            </w:r>
+          </w:p>
+          <w:p>
+            <w:pPr>
+              <w:jc w:val="both"/>
+              <w:rPr>
+                <w:sz w:val="18"/>
+                <w:szCs w:val="18"/>
+                <w:lang w:val="en-US"/>
+              </w:rPr>
+            </w:pPr>
+          </w:p>
+        </w:tc>
+        <w:tc>
+          <w:tcPr>
+            <w:tcW w:w="7229" w:type="dxa"/>
+          </w:tcPr>
+          <w:p>
+            <w:pPr>
+              <w:pStyle w:val="a4"/>
+              <w:spacing w:line="240" w:lineRule="auto"/>
+              <w:ind w:right="-78" w:firstLine="0"/>
+              <w:jc w:val="left"/>
+              <w:rPr>
+                <w:sz w:val="18"/>
+                <w:szCs w:val="18"/>
+              </w:rPr>
+            </w:pPr>
+            <w:r>
+              <w:rPr>
+                <w:sz w:val="18"/>
+                <w:szCs w:val="18"/>
+              </w:rPr>
+              <w:t xml:space="preserve">Филиал компании </w:t>
+            </w:r>
+            <w:r>
+              <w:rPr>
+                <w:sz w:val="18"/>
+                <w:szCs w:val="18"/>
+                <w:lang w:val="en-US"/>
+              </w:rPr>
+              <w:t>MOKO</w:t>
+            </w:r>
+          </w:p>
+          <w:p>
+            <w:pPr>
+              <w:ind w:right="-57"/>
+              <w:rPr>
+                <w:sz w:val="18"/>
+                <w:szCs w:val="18"/>
+              </w:rPr>
+            </w:pPr>
+            <w:r>
+              <w:rPr>
+                <w:sz w:val="18"/>
+                <w:szCs w:val="18"/>
+                <w:shd w:val="clear" w:color="auto" w:fill="FFFFFF"/>
+              </w:rPr>
+              <w:t>Варшавское ш., 47, корп. 4, Москва, 115230</w:t>
+            </w:r>
+            <w:r>
+              <w:rPr>
+                <w:sz w:val="18"/>
+                <w:szCs w:val="18"/>
+              </w:rPr>
+              <w:t xml:space="preserve">, г. </w:t>
+            </w:r>
+            <w:r>
+              <w:rPr>
+                <w:sz w:val="18"/>
+                <w:szCs w:val="18"/>
+              </w:rPr>
+              <w:t>Москва</w:t>
+            </w:r>
+            <w:r>
+              <w:rPr>
+                <w:sz w:val="18"/>
+                <w:szCs w:val="18"/>
+              </w:rPr>
+              <w:t xml:space="preserve">, </w:t>
+            </w:r>
+            <w:r>
+              <w:rPr>
+                <w:sz w:val="18"/>
+                <w:szCs w:val="18"/>
+              </w:rPr>
+              <w:t>Российская федерация</w:t>
+            </w:r>
+          </w:p>
+          <w:p>
+            <w:pPr>
+              <w:ind w:right="-57"/>
+              <w:rPr>
+                <w:color w:val="0000FF"/>
+                <w:sz w:val="18"/>
+                <w:szCs w:val="18"/>
+                <w:u w:val="single"/>
+              </w:rPr>
+            </w:pPr>
+            <w:r>
+              <w:rPr>
+                <w:sz w:val="18"/>
+                <w:szCs w:val="18"/>
+              </w:rPr>
+              <w:t xml:space="preserve"> тел. </w:t>
+            </w:r>
+            <w:r>
+              <w:rPr>
+                <w:sz w:val="18"/>
+                <w:szCs w:val="18"/>
+                <w:shd w:val="clear" w:color="auto" w:fill="FFFFFF"/>
+              </w:rPr>
+              <w:t>+7 (903) 293-41-65</w:t>
+            </w:r>
+            <w:r>
+              <w:rPr>
+                <w:sz w:val="18"/>
+                <w:szCs w:val="18"/>
+              </w:rPr>
+              <w:t xml:space="preserve">, </w:t>
+            </w:r>
+            <w:r>
+              <w:rPr>
+                <w:sz w:val="18"/>
+                <w:szCs w:val="18"/>
+                <w:lang w:val="en-US"/>
+              </w:rPr>
+              <w:t>E</w:t>
+            </w:r>
+            <w:r>
+              <w:rPr>
+                <w:sz w:val="18"/>
+                <w:szCs w:val="18"/>
+              </w:rPr>
+              <w:t>-</w:t>
+            </w:r>
+            <w:r>
+              <w:rPr>
+                <w:sz w:val="18"/>
+                <w:szCs w:val="18"/>
+                <w:lang w:val="en-US"/>
+              </w:rPr>
+              <w:t>mail</w:t>
+            </w:r>
+            <w:r>
+              <w:rPr>
                 <w:rStyle w:val="a3"/>
                 <w:sz w:val="18"/>
                 <w:szCs w:val="18"/>
-                <w:lang w:val="en-US" w:eastAsia="en-US"/>
-              </w:rPr>
-              <w:t>info</w:t>
-            </w:r>
-            <w:r>
-              <w:rPr>
-                <w:rStyle w:val="a3"/>
-                <w:sz w:val="18"/>
-                <w:szCs w:val="18"/>
-                <w:lang w:eastAsia="en-US"/>
-              </w:rPr>
-              <w:t>@</w:t>
-            </w:r>
-            <w:proofErr w:type="spellStart"/>
-            <w:r>
-              <w:rPr>
-                <w:rStyle w:val="a3"/>
-                <w:sz w:val="18"/>
-                <w:szCs w:val="18"/>
-                <w:lang w:val="en-US" w:eastAsia="en-US"/>
-              </w:rPr>
-              <w:t>belgiss</w:t>
-            </w:r>
-            <w:proofErr w:type="spellEnd"/>
-            <w:r>
-              <w:rPr>
-                <w:rStyle w:val="a3"/>
-                <w:sz w:val="18"/>
-                <w:szCs w:val="18"/>
-                <w:lang w:eastAsia="en-US"/>
-              </w:rPr>
-              <w:t>.</w:t>
-            </w:r>
-            <w:r>
-              <w:rPr>
-                <w:rStyle w:val="a3"/>
-                <w:sz w:val="18"/>
-                <w:szCs w:val="18"/>
-                <w:lang w:val="en-US" w:eastAsia="en-US"/>
-              </w:rPr>
-              <w:t>by</w:t>
+              </w:rPr>
+              <w:t xml:space="preserve">: </w:t>
+            </w:r>
+            <w:r>
+              <w:rPr>
+                <w:sz w:val="18"/>
+                <w:szCs w:val="18"/>
+                <w:shd w:val="clear" w:color="auto" w:fill="FFFFFF"/>
+              </w:rPr>
+              <w:t>coo@moko.by</w:t>
             </w:r>
           </w:p>
         </w:tc>
@@ -308,821 +551,9 @@
         </w:rPr>
       </w:pPr>
     </w:p>
-    <w:tbl>
-      <w:tblPr>
-        <w:tblStyle w:val="a6"/>
-        <w:tblW w:w="10348" w:type="dxa"/>
-        <w:tblInd w:w="704" w:type="dxa"/>
-        <w:tblBorders>
-          <w:insideH w:val="single" w:sz="6" w:space="0" w:color="auto"/>
-          <w:insideV w:val="single" w:sz="6" w:space="0" w:color="auto"/>
-        </w:tblBorders>
-        <w:tblLook w:val="04A0" w:firstRow="1" w:lastRow="0" w:firstColumn="1" w:lastColumn="0" w:noHBand="0" w:noVBand="1"/>
-      </w:tblPr>
-      <w:tblGrid>
-        <w:gridCol w:w="2268"/>
-        <w:gridCol w:w="8080"/>
-      </w:tblGrid>
-      <w:tr>
-        <w:trPr>
-          <w:trHeight w:val="784"/>
-        </w:trPr>
-        <w:tc>
-          <w:tcPr>
-            <w:tcW w:w="2268" w:type="dxa"/>
-            <w:tcBorders>
-              <w:top w:val="single" w:sz="4" w:space="0" w:color="auto"/>
-              <w:left w:val="single" w:sz="4" w:space="0" w:color="auto"/>
-              <w:bottom w:val="single" w:sz="4" w:space="0" w:color="auto"/>
-              <w:right w:val="single" w:sz="6" w:space="0" w:color="auto"/>
-            </w:tcBorders>
-          </w:tcPr>
-          <w:p>
-            <w:pPr>
-              <w:rPr>
-                <w:lang w:eastAsia="en-US"/>
-              </w:rPr>
-            </w:pPr>
-            <w:r>
-              <w:rPr>
-                <w:noProof/>
-              </w:rPr>
-              <mc:AlternateContent>
-                <mc:Choice Requires="wpg">
-                  <w:drawing>
-                    <wp:anchor distT="0" distB="0" distL="114300" distR="114300" simplePos="0" relativeHeight="251660288" behindDoc="0" locked="0" layoutInCell="1" allowOverlap="1" wp14:anchorId="7EF2CC7F" wp14:editId="439C1414">
-                      <wp:simplePos x="0" y="0"/>
-                      <wp:positionH relativeFrom="column">
-                        <wp:posOffset>62230</wp:posOffset>
-                      </wp:positionH>
-                      <wp:positionV relativeFrom="paragraph">
-                        <wp:posOffset>62865</wp:posOffset>
-                      </wp:positionV>
-                      <wp:extent cx="1114425" cy="354330"/>
-                      <wp:effectExtent l="0" t="0" r="28575" b="26670"/>
-                      <wp:wrapNone/>
-                      <wp:docPr id="311" name="Группа 311"/>
-                      <wp:cNvGraphicFramePr/>
-                      <a:graphic xmlns:a="http://schemas.openxmlformats.org/drawingml/2006/main">
-                        <a:graphicData uri="http://schemas.microsoft.com/office/word/2010/wordprocessingGroup">
-                          <wpg:wgp>
-                            <wpg:cNvGrpSpPr/>
-                            <wpg:grpSpPr bwMode="auto">
-                              <a:xfrm>
-                                <a:off x="0" y="0"/>
-                                <a:ext cx="1114425" cy="354330"/>
-                                <a:chOff x="0" y="0"/>
-                                <a:chExt cx="12152" cy="3543"/>
-                              </a:xfrm>
-                            </wpg:grpSpPr>
-                            <wps:wsp>
-                              <wps:cNvPr id="312" name="Надпись 312"/>
-                              <wps:cNvSpPr txBox="1">
-                                <a:spLocks noChangeArrowheads="1"/>
-                              </wps:cNvSpPr>
-                              <wps:spPr bwMode="auto">
-                                <a:xfrm>
-                                  <a:off x="0" y="0"/>
-                                  <a:ext cx="3640" cy="1758"/>
-                                </a:xfrm>
-                                <a:prstGeom prst="rect">
-                                  <a:avLst/>
-                                </a:prstGeom>
-                                <a:noFill/>
-                                <a:ln w="12700">
-                                  <a:solidFill>
-                                    <a:srgbClr val="000000"/>
-                                  </a:solidFill>
-                                  <a:miter lim="800000"/>
-                                  <a:headEnd/>
-                                  <a:tailEnd/>
-                                </a:ln>
-                                <a:extLst>
-                                  <a:ext uri="{909E8E84-426E-40DD-AFC4-6F175D3DCCD1}">
-                                    <a14:hiddenFill xmlns:a14="http://schemas.microsoft.com/office/drawing/2010/main">
-                                      <a:solidFill>
-                                        <a:srgbClr val="FFFFFF"/>
-                                      </a:solidFill>
-                                    </a14:hiddenFill>
-                                  </a:ext>
-                                </a:extLst>
-                              </wps:spPr>
-                              <wps:txbx>
-                                <w:txbxContent>
-                                  <w:p>
-                                    <w:pPr>
-                                      <w:ind w:left="-142" w:right="-130"/>
-                                      <w:jc w:val="center"/>
-                                      <w:rPr>
-                                        <w:rFonts w:ascii="Cambria" w:hAnsi="Cambria"/>
-                                        <w:b/>
-                                        <w:sz w:val="10"/>
-                                        <w:szCs w:val="10"/>
-                                      </w:rPr>
-                                    </w:pPr>
-                                    <w:r>
-                                      <w:rPr>
-                                        <w:rFonts w:ascii="Cambria" w:hAnsi="Cambria"/>
-                                        <w:b/>
-                                        <w:sz w:val="10"/>
-                                        <w:szCs w:val="10"/>
-                                      </w:rPr>
-                                      <w:t>БГЦА</w:t>
-                                    </w:r>
-                                  </w:p>
-                                </w:txbxContent>
-                              </wps:txbx>
-                              <wps:bodyPr rot="0" vert="horz" wrap="square" lIns="91440" tIns="45720" rIns="91440" bIns="45720" anchor="ctr" anchorCtr="0" upright="1">
-                                <a:noAutofit/>
-                              </wps:bodyPr>
-                            </wps:wsp>
-                            <wps:wsp>
-                              <wps:cNvPr id="313" name="Прямоугольник 313"/>
-                              <wps:cNvSpPr>
-                                <a:spLocks noChangeArrowheads="1"/>
-                              </wps:cNvSpPr>
-                              <wps:spPr bwMode="auto">
-                                <a:xfrm>
-                                  <a:off x="3644" y="0"/>
-                                  <a:ext cx="8508" cy="3543"/>
-                                </a:xfrm>
-                                <a:prstGeom prst="rect">
-                                  <a:avLst/>
-                                </a:prstGeom>
-                                <a:solidFill>
-                                  <a:srgbClr val="FFFFFF"/>
-                                </a:solidFill>
-                                <a:ln w="12700">
-                                  <a:solidFill>
-                                    <a:srgbClr val="000000"/>
-                                  </a:solidFill>
-                                  <a:miter lim="800000"/>
-                                  <a:headEnd/>
-                                  <a:tailEnd/>
-                                </a:ln>
-                              </wps:spPr>
-                              <wps:txbx>
-                                <w:txbxContent>
-                                  <w:p>
-                                    <w:pPr>
-                                      <w:ind w:left="-142" w:right="-130"/>
-                                      <w:contextualSpacing/>
-                                      <w:jc w:val="center"/>
-                                      <w:rPr>
-                                        <w:rFonts w:asciiTheme="minorHAnsi" w:hAnsiTheme="minorHAnsi"/>
-                                        <w:b/>
-                                        <w:sz w:val="22"/>
-                                        <w:szCs w:val="22"/>
-                                      </w:rPr>
-                                    </w:pPr>
-                                    <w:r>
-                                      <w:rPr>
-                                        <w:rFonts w:ascii="Cambria" w:hAnsi="Cambria"/>
-                                        <w:b/>
-                                        <w:sz w:val="10"/>
-                                        <w:szCs w:val="10"/>
-                                        <w:lang w:val="en-US"/>
-                                      </w:rPr>
-                                      <w:t xml:space="preserve">  </w:t>
-                                    </w:r>
-                                    <w:r>
-                                      <w:rPr>
-                                        <w:rFonts w:asciiTheme="majorHAnsi" w:hAnsiTheme="majorHAnsi" w:cs="Arial"/>
-                                        <w:b/>
-                                        <w:sz w:val="10"/>
-                                        <w:szCs w:val="10"/>
-                                      </w:rPr>
-                                      <w:t xml:space="preserve">BY/112 </w:t>
-                                    </w:r>
-                                    <w:r>
-                                      <w:rPr>
-                                        <w:rFonts w:asciiTheme="majorHAnsi" w:hAnsiTheme="majorHAnsi" w:cs="Arial"/>
-                                        <w:b/>
-                                        <w:sz w:val="10"/>
-                                        <w:szCs w:val="10"/>
-                                        <w:lang w:val="en-US"/>
-                                      </w:rPr>
-                                      <w:t>3</w:t>
-                                    </w:r>
-                                    <w:r>
-                                      <w:rPr>
-                                        <w:rFonts w:asciiTheme="majorHAnsi" w:hAnsiTheme="majorHAnsi" w:cs="Arial"/>
-                                        <w:b/>
-                                        <w:sz w:val="10"/>
-                                        <w:szCs w:val="10"/>
-                                      </w:rPr>
-                                      <w:t>.0</w:t>
-                                    </w:r>
-                                    <w:r>
-                                      <w:rPr>
-                                        <w:rFonts w:asciiTheme="majorHAnsi" w:hAnsiTheme="majorHAnsi" w:cs="Arial"/>
-                                        <w:b/>
-                                        <w:sz w:val="10"/>
-                                        <w:szCs w:val="10"/>
-                                        <w:lang w:val="en-US"/>
-                                      </w:rPr>
-                                      <w:t>3</w:t>
-                                    </w:r>
-                                    <w:r>
-                                      <w:rPr>
-                                        <w:rFonts w:asciiTheme="majorHAnsi" w:hAnsiTheme="majorHAnsi" w:cs="Arial"/>
-                                        <w:b/>
-                                        <w:sz w:val="10"/>
-                                        <w:szCs w:val="10"/>
-                                      </w:rPr>
-                                      <w:t>2</w:t>
-                                    </w:r>
-                                    <w:r>
-                                      <w:rPr>
-                                        <w:rFonts w:asciiTheme="majorHAnsi" w:hAnsiTheme="majorHAnsi" w:cs="Arial"/>
-                                        <w:b/>
-                                        <w:sz w:val="10"/>
-                                        <w:szCs w:val="10"/>
-                                        <w:lang w:val="en-US"/>
-                                      </w:rPr>
-                                      <w:t>3</w:t>
-                                    </w:r>
-                                    <w:r>
-                                      <w:rPr>
-                                        <w:rFonts w:ascii="Cambria" w:hAnsi="Cambria"/>
-                                        <w:b/>
-                                        <w:sz w:val="10"/>
-                                        <w:szCs w:val="10"/>
-                                        <w:lang w:val="en-US"/>
-                                      </w:rPr>
-                                      <w:br/>
-                                      <w:t xml:space="preserve">  </w:t>
-                                    </w:r>
-                                    <w:r>
-                                      <w:rPr>
-                                        <w:rFonts w:ascii="Cambria" w:hAnsi="Cambria"/>
-                                        <w:b/>
-                                        <w:sz w:val="10"/>
-                                        <w:szCs w:val="10"/>
-                                      </w:rPr>
-                                      <w:t xml:space="preserve">ГОСТ </w:t>
-                                    </w:r>
-                                    <w:r>
-                                      <w:rPr>
-                                        <w:rFonts w:ascii="Cambria" w:hAnsi="Cambria"/>
-                                        <w:b/>
-                                        <w:sz w:val="10"/>
-                                        <w:szCs w:val="10"/>
-                                        <w:lang w:val="en-US"/>
-                                      </w:rPr>
-                                      <w:t>ISO/IEC 17025</w:t>
-                                    </w:r>
-                                  </w:p>
-                                </w:txbxContent>
-                              </wps:txbx>
-                              <wps:bodyPr rot="0" vert="horz" wrap="square" lIns="91440" tIns="45720" rIns="91440" bIns="45720" anchor="ctr" anchorCtr="0" upright="1">
-                                <a:noAutofit/>
-                              </wps:bodyPr>
-                            </wps:wsp>
-                            <wps:wsp>
-                              <wps:cNvPr id="314" name="Надпись 2"/>
-                              <wps:cNvSpPr txBox="1">
-                                <a:spLocks noChangeArrowheads="1"/>
-                              </wps:cNvSpPr>
-                              <wps:spPr bwMode="auto">
-                                <a:xfrm>
-                                  <a:off x="0" y="1762"/>
-                                  <a:ext cx="3638" cy="1781"/>
-                                </a:xfrm>
-                                <a:prstGeom prst="rect">
-                                  <a:avLst/>
-                                </a:prstGeom>
-                                <a:noFill/>
-                                <a:ln w="12700">
-                                  <a:solidFill>
-                                    <a:srgbClr val="000000"/>
-                                  </a:solidFill>
-                                  <a:miter lim="800000"/>
-                                  <a:headEnd/>
-                                  <a:tailEnd/>
-                                </a:ln>
-                                <a:extLst>
-                                  <a:ext uri="{909E8E84-426E-40DD-AFC4-6F175D3DCCD1}">
-                                    <a14:hiddenFill xmlns:a14="http://schemas.microsoft.com/office/drawing/2010/main">
-                                      <a:solidFill>
-                                        <a:srgbClr val="FFFFFF"/>
-                                      </a:solidFill>
-                                    </a14:hiddenFill>
-                                  </a:ext>
-                                </a:extLst>
-                              </wps:spPr>
-                              <wps:txbx>
-                                <w:txbxContent>
-                                  <w:p>
-                                    <w:pPr>
-                                      <w:ind w:left="-142" w:right="-130"/>
-                                      <w:jc w:val="center"/>
-                                      <w:rPr>
-                                        <w:rFonts w:ascii="Cambria" w:hAnsi="Cambria"/>
-                                        <w:b/>
-                                        <w:sz w:val="10"/>
-                                        <w:szCs w:val="10"/>
-                                        <w:lang w:val="en-US"/>
-                                      </w:rPr>
-                                    </w:pPr>
-                                    <w:r>
-                                      <w:rPr>
-                                        <w:rFonts w:ascii="Cambria" w:hAnsi="Cambria"/>
-                                        <w:b/>
-                                        <w:sz w:val="10"/>
-                                        <w:szCs w:val="10"/>
-                                        <w:lang w:val="en-US"/>
-                                      </w:rPr>
-                                      <w:t>BSCA</w:t>
-                                    </w:r>
-                                  </w:p>
-                                </w:txbxContent>
-                              </wps:txbx>
-                              <wps:bodyPr rot="0" vert="horz" wrap="square" lIns="91440" tIns="45720" rIns="91440" bIns="45720" anchor="ctr" anchorCtr="0" upright="1">
-                                <a:noAutofit/>
-                              </wps:bodyPr>
-                            </wps:wsp>
-                          </wpg:wgp>
-                        </a:graphicData>
-                      </a:graphic>
-                      <wp14:sizeRelH relativeFrom="page">
-                        <wp14:pctWidth>0</wp14:pctWidth>
-                      </wp14:sizeRelH>
-                      <wp14:sizeRelV relativeFrom="page">
-                        <wp14:pctHeight>0</wp14:pctHeight>
-                      </wp14:sizeRelV>
-                    </wp:anchor>
-                  </w:drawing>
-                </mc:Choice>
-                <mc:Fallback>
-                  <w:pict>
-                    <v:group w14:anchorId="7EF2CC7F" id="Группа 311" o:spid="_x0000_s1026" style="position:absolute;margin-left:4.9pt;margin-top:4.95pt;width:87.75pt;height:27.9pt;z-index:251660288" coordsize="12152,3543" o:gfxdata="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">
-                      <v:shapetype id="_x0000_t202" coordsize="21600,21600" o:spt="202" path="m,l,21600r21600,l21600,xe">
-                        <v:stroke joinstyle="miter"/>
-                        <v:path gradientshapeok="t" o:connecttype="rect"/>
-                      </v:shapetype>
-                      <v:shape id="Надпись 312" o:spid="_x0000_s1027" type="#_x0000_t202" style="position:absolute;width:3640;height:1758;visibility:visible;mso-wrap-style:square;v-text-anchor:middle" o:gfxdata="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" filled="f" strokeweight="1pt">
-                        <v:textbox>
-                          <w:txbxContent>
-                            <w:p>
-                              <w:pPr>
-                                <w:ind w:left="-142" w:right="-130"/>
-                                <w:jc w:val="center"/>
-                                <w:rPr>
-                                  <w:rFonts w:ascii="Cambria" w:hAnsi="Cambria"/>
-                                  <w:b/>
-                                  <w:sz w:val="10"/>
-                                  <w:szCs w:val="10"/>
-                                </w:rPr>
-                              </w:pPr>
-                              <w:r>
-                                <w:rPr>
-                                  <w:rFonts w:ascii="Cambria" w:hAnsi="Cambria"/>
-                                  <w:b/>
-                                  <w:sz w:val="10"/>
-                                  <w:szCs w:val="10"/>
-                                </w:rPr>
-                                <w:t>БГЦА</w:t>
-                              </w:r>
-                            </w:p>
-                          </w:txbxContent>
-                        </v:textbox>
-                      </v:shape>
-                      <v:rect id="Прямоугольник 313" o:spid="_x0000_s1028" style="position:absolute;left:3644;width:8508;height:3543;visibility:visible;mso-wrap-style:square;v-text-anchor:middle" o:gfxdata="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" strokeweight="1pt">
-                        <v:textbox>
-                          <w:txbxContent>
-                            <w:p>
-                              <w:pPr>
-                                <w:ind w:left="-142" w:right="-130"/>
-                                <w:contextualSpacing/>
-                                <w:jc w:val="center"/>
-                                <w:rPr>
-                                  <w:rFonts w:asciiTheme="minorHAnsi" w:hAnsiTheme="minorHAnsi"/>
-                                  <w:b/>
-                                  <w:sz w:val="22"/>
-                                  <w:szCs w:val="22"/>
-                                </w:rPr>
-                              </w:pPr>
-                              <w:r>
-                                <w:rPr>
-                                  <w:rFonts w:ascii="Cambria" w:hAnsi="Cambria"/>
-                                  <w:b/>
-                                  <w:sz w:val="10"/>
-                                  <w:szCs w:val="10"/>
-                                  <w:lang w:val="en-US"/>
-                                </w:rPr>
-                                <w:t xml:space="preserve">  </w:t>
-                              </w:r>
-                              <w:r>
-                                <w:rPr>
-                                  <w:rFonts w:asciiTheme="majorHAnsi" w:hAnsiTheme="majorHAnsi" w:cs="Arial"/>
-                                  <w:b/>
-                                  <w:sz w:val="10"/>
-                                  <w:szCs w:val="10"/>
-                                </w:rPr>
-                                <w:t xml:space="preserve">BY/112 </w:t>
-                              </w:r>
-                              <w:r>
-                                <w:rPr>
-                                  <w:rFonts w:asciiTheme="majorHAnsi" w:hAnsiTheme="majorHAnsi" w:cs="Arial"/>
-                                  <w:b/>
-                                  <w:sz w:val="10"/>
-                                  <w:szCs w:val="10"/>
-                                  <w:lang w:val="en-US"/>
-                                </w:rPr>
-                                <w:t>3</w:t>
-                              </w:r>
-                              <w:r>
-                                <w:rPr>
-                                  <w:rFonts w:asciiTheme="majorHAnsi" w:hAnsiTheme="majorHAnsi" w:cs="Arial"/>
-                                  <w:b/>
-                                  <w:sz w:val="10"/>
-                                  <w:szCs w:val="10"/>
-                                </w:rPr>
-                                <w:t>.0</w:t>
-                              </w:r>
-                              <w:r>
-                                <w:rPr>
-                                  <w:rFonts w:asciiTheme="majorHAnsi" w:hAnsiTheme="majorHAnsi" w:cs="Arial"/>
-                                  <w:b/>
-                                  <w:sz w:val="10"/>
-                                  <w:szCs w:val="10"/>
-                                  <w:lang w:val="en-US"/>
-                                </w:rPr>
-                                <w:t>3</w:t>
-                              </w:r>
-                              <w:r>
-                                <w:rPr>
-                                  <w:rFonts w:asciiTheme="majorHAnsi" w:hAnsiTheme="majorHAnsi" w:cs="Arial"/>
-                                  <w:b/>
-                                  <w:sz w:val="10"/>
-                                  <w:szCs w:val="10"/>
-                                </w:rPr>
-                                <w:t>2</w:t>
-                              </w:r>
-                              <w:r>
-                                <w:rPr>
-                                  <w:rFonts w:asciiTheme="majorHAnsi" w:hAnsiTheme="majorHAnsi" w:cs="Arial"/>
-                                  <w:b/>
-                                  <w:sz w:val="10"/>
-                                  <w:szCs w:val="10"/>
-                                  <w:lang w:val="en-US"/>
-                                </w:rPr>
-                                <w:t>3</w:t>
-                              </w:r>
-                              <w:r>
-                                <w:rPr>
-                                  <w:rFonts w:ascii="Cambria" w:hAnsi="Cambria"/>
-                                  <w:b/>
-                                  <w:sz w:val="10"/>
-                                  <w:szCs w:val="10"/>
-                                  <w:lang w:val="en-US"/>
-                                </w:rPr>
-                                <w:br/>
-                                <w:t xml:space="preserve">  </w:t>
-                              </w:r>
-                              <w:r>
-                                <w:rPr>
-                                  <w:rFonts w:ascii="Cambria" w:hAnsi="Cambria"/>
-                                  <w:b/>
-                                  <w:sz w:val="10"/>
-                                  <w:szCs w:val="10"/>
-                                </w:rPr>
-                                <w:t xml:space="preserve">ГОСТ </w:t>
-                              </w:r>
-                              <w:r>
-                                <w:rPr>
-                                  <w:rFonts w:ascii="Cambria" w:hAnsi="Cambria"/>
-                                  <w:b/>
-                                  <w:sz w:val="10"/>
-                                  <w:szCs w:val="10"/>
-                                  <w:lang w:val="en-US"/>
-                                </w:rPr>
-                                <w:t>ISO/IEC 17025</w:t>
-                              </w:r>
-                            </w:p>
-                          </w:txbxContent>
-                        </v:textbox>
-                      </v:rect>
-                      <v:shape id="Надпись 2" o:spid="_x0000_s1029" type="#_x0000_t202" style="position:absolute;top:1762;width:3638;height:1781;visibility:visible;mso-wrap-style:square;v-text-anchor:middle" o:gfxdata="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" filled="f" strokeweight="1pt">
-                        <v:textbox>
-                          <w:txbxContent>
-                            <w:p>
-                              <w:pPr>
-                                <w:ind w:left="-142" w:right="-130"/>
-                                <w:jc w:val="center"/>
-                                <w:rPr>
-                                  <w:rFonts w:ascii="Cambria" w:hAnsi="Cambria"/>
-                                  <w:b/>
-                                  <w:sz w:val="10"/>
-                                  <w:szCs w:val="10"/>
-                                  <w:lang w:val="en-US"/>
-                                </w:rPr>
-                              </w:pPr>
-                              <w:r>
-                                <w:rPr>
-                                  <w:rFonts w:ascii="Cambria" w:hAnsi="Cambria"/>
-                                  <w:b/>
-                                  <w:sz w:val="10"/>
-                                  <w:szCs w:val="10"/>
-                                  <w:lang w:val="en-US"/>
-                                </w:rPr>
-                                <w:t>BSCA</w:t>
-                              </w:r>
-                            </w:p>
-                          </w:txbxContent>
-                        </v:textbox>
-                      </v:shape>
-                    </v:group>
-                  </w:pict>
-                </mc:Fallback>
-              </mc:AlternateContent>
-            </w:r>
-          </w:p>
-          <w:p>
-            <w:pPr>
-              <w:jc w:val="both"/>
-              <w:rPr>
-                <w:noProof/>
-                <w:sz w:val="20"/>
-                <w:lang w:eastAsia="en-US"/>
-              </w:rPr>
-            </w:pPr>
-            <w:r>
-              <w:rPr>
-                <w:noProof/>
-                <w:sz w:val="20"/>
-                <w:lang w:eastAsia="en-US"/>
-              </w:rPr>
-              <w:t xml:space="preserve">                        </w:t>
-            </w:r>
-          </w:p>
-          <w:p>
-            <w:pPr>
-              <w:jc w:val="center"/>
-              <w:rPr>
-                <w:sz w:val="18"/>
-                <w:szCs w:val="18"/>
-                <w:lang w:eastAsia="en-US"/>
-              </w:rPr>
-            </w:pPr>
-          </w:p>
-        </w:tc>
-        <w:tc>
-          <w:tcPr>
-            <w:tcW w:w="8080" w:type="dxa"/>
-            <w:tcBorders>
-              <w:top w:val="single" w:sz="4" w:space="0" w:color="auto"/>
-              <w:left w:val="single" w:sz="6" w:space="0" w:color="auto"/>
-              <w:bottom w:val="single" w:sz="4" w:space="0" w:color="auto"/>
-              <w:right w:val="single" w:sz="4" w:space="0" w:color="auto"/>
-            </w:tcBorders>
-            <w:hideMark/>
-          </w:tcPr>
-          <w:p>
-            <w:pPr>
-              <w:pStyle w:val="a4"/>
-              <w:spacing w:line="240" w:lineRule="auto"/>
-              <w:ind w:right="-78" w:firstLine="0"/>
-              <w:rPr>
-                <w:sz w:val="18"/>
-                <w:szCs w:val="18"/>
-                <w:lang w:eastAsia="en-US"/>
-              </w:rPr>
-            </w:pPr>
-            <w:r>
-              <w:rPr>
-                <w:sz w:val="18"/>
-                <w:szCs w:val="18"/>
-                <w:lang w:eastAsia="en-US"/>
-              </w:rPr>
-              <w:t xml:space="preserve">Метрологический центр </w:t>
-            </w:r>
-            <w:proofErr w:type="spellStart"/>
-            <w:r>
-              <w:rPr>
-                <w:sz w:val="18"/>
-                <w:szCs w:val="18"/>
-                <w:lang w:eastAsia="en-US"/>
-              </w:rPr>
-              <w:t>БелГИСС</w:t>
-            </w:r>
-            <w:proofErr w:type="spellEnd"/>
-            <w:r>
-              <w:rPr>
-                <w:sz w:val="18"/>
-                <w:szCs w:val="18"/>
-                <w:lang w:eastAsia="en-US"/>
-              </w:rPr>
-              <w:t xml:space="preserve"> (ТО-30 </w:t>
-            </w:r>
-            <w:proofErr w:type="spellStart"/>
-            <w:r>
-              <w:rPr>
-                <w:sz w:val="18"/>
-                <w:szCs w:val="18"/>
-                <w:lang w:eastAsia="en-US"/>
-              </w:rPr>
-              <w:t>БелГИСС</w:t>
-            </w:r>
-            <w:proofErr w:type="spellEnd"/>
-            <w:r>
-              <w:rPr>
-                <w:sz w:val="18"/>
-                <w:szCs w:val="18"/>
-                <w:lang w:eastAsia="en-US"/>
-              </w:rPr>
-              <w:t>)</w:t>
-            </w:r>
-          </w:p>
-          <w:p>
-            <w:pPr>
-              <w:ind w:right="-57"/>
-              <w:jc w:val="center"/>
-              <w:rPr>
-                <w:sz w:val="18"/>
-                <w:szCs w:val="18"/>
-                <w:lang w:eastAsia="en-US"/>
-              </w:rPr>
-            </w:pPr>
-            <w:r>
-              <w:rPr>
-                <w:sz w:val="18"/>
-                <w:szCs w:val="18"/>
-                <w:lang w:eastAsia="en-US"/>
-              </w:rPr>
-              <w:t>ул. Новаторская 2А, помещение 208, 220053, г. Минск, Республика Беларусь</w:t>
-            </w:r>
-          </w:p>
-          <w:p>
-            <w:pPr>
-              <w:ind w:right="-57"/>
-              <w:jc w:val="center"/>
-              <w:rPr>
-                <w:color w:val="0000FF"/>
-                <w:sz w:val="18"/>
-                <w:szCs w:val="18"/>
-                <w:u w:val="single"/>
-                <w:lang w:val="en-US" w:eastAsia="en-US"/>
-              </w:rPr>
-            </w:pPr>
-            <w:r>
-              <w:rPr>
-                <w:sz w:val="18"/>
-                <w:szCs w:val="18"/>
-                <w:lang w:eastAsia="en-US"/>
-              </w:rPr>
-              <w:t xml:space="preserve"> </w:t>
-            </w:r>
-            <w:r>
-              <w:rPr>
-                <w:sz w:val="18"/>
-                <w:szCs w:val="18"/>
-                <w:lang w:eastAsia="en-US"/>
-              </w:rPr>
-              <w:t>тел</w:t>
-            </w:r>
-            <w:r>
-              <w:rPr>
-                <w:sz w:val="18"/>
-                <w:szCs w:val="18"/>
-                <w:lang w:val="en-US" w:eastAsia="en-US"/>
-              </w:rPr>
-              <w:t>. +375 17</w:t>
-            </w:r>
-            <w:r>
-              <w:rPr>
-                <w:sz w:val="18"/>
-                <w:szCs w:val="18"/>
-                <w:lang w:val="en-US" w:eastAsia="en-US"/>
-              </w:rPr>
-              <w:t> </w:t>
-            </w:r>
-            <w:r>
-              <w:rPr>
-                <w:sz w:val="18"/>
-                <w:szCs w:val="18"/>
-                <w:lang w:val="en-US" w:eastAsia="en-US"/>
-              </w:rPr>
-              <w:t xml:space="preserve">269 68 30, </w:t>
-            </w:r>
-            <w:r>
-              <w:rPr>
-                <w:sz w:val="18"/>
-                <w:szCs w:val="18"/>
-                <w:lang w:val="en-US" w:eastAsia="en-US"/>
-              </w:rPr>
-              <w:t>E</w:t>
-            </w:r>
-            <w:r>
-              <w:rPr>
-                <w:sz w:val="18"/>
-                <w:szCs w:val="18"/>
-                <w:lang w:val="en-US" w:eastAsia="en-US"/>
-              </w:rPr>
-              <w:t>-</w:t>
-            </w:r>
-            <w:r>
-              <w:rPr>
-                <w:sz w:val="18"/>
-                <w:szCs w:val="18"/>
-                <w:lang w:val="en-US" w:eastAsia="en-US"/>
-              </w:rPr>
-              <w:t>mail</w:t>
-            </w:r>
-            <w:r>
-              <w:rPr>
-                <w:rStyle w:val="a3"/>
-                <w:sz w:val="18"/>
-                <w:szCs w:val="18"/>
-                <w:lang w:val="en-US" w:eastAsia="en-US"/>
-              </w:rPr>
-              <w:t xml:space="preserve">: </w:t>
-            </w:r>
-            <w:hyperlink r:id="rId5" w:history="1">
-              <w:r>
-                <w:rPr>
-                  <w:rStyle w:val="a3"/>
-                  <w:sz w:val="18"/>
-                  <w:szCs w:val="18"/>
-                  <w:lang w:val="en-US" w:eastAsia="en-US"/>
-                </w:rPr>
-                <w:t>l</w:t>
-              </w:r>
-              <w:r>
-                <w:rPr>
-                  <w:rStyle w:val="a3"/>
-                  <w:sz w:val="18"/>
-                  <w:szCs w:val="18"/>
-                  <w:lang w:val="en-US" w:eastAsia="en-US"/>
-                </w:rPr>
-                <w:t>.</w:t>
-              </w:r>
-              <w:r>
-                <w:rPr>
-                  <w:rStyle w:val="a3"/>
-                  <w:sz w:val="18"/>
-                  <w:szCs w:val="18"/>
-                  <w:lang w:val="en-US" w:eastAsia="en-US"/>
-                </w:rPr>
-                <w:t>yodchyk</w:t>
-              </w:r>
-              <w:r>
-                <w:rPr>
-                  <w:rStyle w:val="a3"/>
-                  <w:sz w:val="18"/>
-                  <w:szCs w:val="18"/>
-                  <w:lang w:val="en-US" w:eastAsia="en-US"/>
-                </w:rPr>
-                <w:t>@</w:t>
-              </w:r>
-              <w:r>
-                <w:rPr>
-                  <w:rStyle w:val="a3"/>
-                  <w:sz w:val="18"/>
-                  <w:szCs w:val="18"/>
-                  <w:lang w:val="en-US" w:eastAsia="en-US"/>
-                </w:rPr>
-                <w:t>belgiss</w:t>
-              </w:r>
-              <w:r>
-                <w:rPr>
-                  <w:rStyle w:val="a3"/>
-                  <w:sz w:val="18"/>
-                  <w:szCs w:val="18"/>
-                  <w:lang w:val="en-US" w:eastAsia="en-US"/>
-                </w:rPr>
-                <w:t>.</w:t>
-              </w:r>
-              <w:r>
-                <w:rPr>
-                  <w:rStyle w:val="a3"/>
-                  <w:sz w:val="18"/>
-                  <w:szCs w:val="18"/>
-                  <w:lang w:val="en-US" w:eastAsia="en-US"/>
-                </w:rPr>
-                <w:t>by</w:t>
-              </w:r>
-            </w:hyperlink>
-          </w:p>
-        </w:tc>
-      </w:tr>
+    <w:p>
+      <w:bookmarkStart w:id="1" w:name="Res_table1"/>
       <w:bookmarkEnd w:id="0"/>
-    </w:tbl>
-    <w:p>
-      <w:pPr>
-        <w:rPr>
-          <w:lang w:val="en-US"/>
-        </w:rPr>
-      </w:pPr>
-    </w:p>
-    <w:p>
-      <w:pPr>
-        <w:rPr>
-          <w:lang w:val="en-US"/>
-        </w:rPr>
-      </w:pPr>
-      <w:bookmarkStart w:id="1" w:name="Res_table1"/>
     </w:p>
     <w:tbl>
       <w:tblPr>
@@ -1151,7 +582,7 @@
               <w:rPr>
                 <w:sz w:val="18"/>
                 <w:szCs w:val="18"/>
-                <w:lang w:val="en-US" w:eastAsia="en-US"/>
+                <w:lang w:eastAsia="en-US"/>
               </w:rPr>
             </w:pPr>
           </w:p>
@@ -1273,7 +704,7 @@
 </file>
 
 <file path=word/styles.xml><?xml version="1.0" encoding="utf-8"?>
-<w:styles xmlns:mc="http://schemas.openxmlformats.org/markup-compatibility/2006" xmlns:r="http://schemas.openxmlformats.org/officeDocument/2006/relationships" xmlns:w="http://schemas.openxmlformats.org/wordprocessingml/2006/main" xmlns:w14="http://schemas.microsoft.com/office/word/2010/wordml" xmlns:w15="http://schemas.microsoft.com/office/word/2012/wordml" xmlns:w16cex="http://schemas.microsoft.com/office/word/2018/wordml/cex" xmlns:w16cid="http://schemas.microsoft.com/office/word/2016/wordml/cid" xmlns:w16="http://schemas.microsoft.com/office/word/2018/wordml" xmlns:w16se="http://schemas.microsoft.com/office/word/2015/wordml/symex" mc:Ignorable="w14 w15 w16se w16cid w16 w16cex">
+<w:styles xmlns:mc="http://schemas.openxmlformats.org/markup-compatibility/2006" xmlns:r="http://schemas.openxmlformats.org/officeDocument/2006/relationships" xmlns:w="http://schemas.openxmlformats.org/wordprocessingml/2006/main" xmlns:w14="http://schemas.microsoft.com/office/word/2010/wordml" xmlns:w15="http://schemas.microsoft.com/office/word/2012/wordml" xmlns:w16cex="http://schemas.microsoft.com/office/word/2018/wordml/cex" xmlns:w16cid="http://schemas.microsoft.com/office/word/2016/wordml/cid" xmlns:w16="http://schemas.microsoft.com/office/word/2018/wordml" xmlns:w16sdtdh="http://schemas.microsoft.com/office/word/2020/wordml/sdtdatahash" xmlns:w16se="http://schemas.microsoft.com/office/word/2015/wordml/symex" mc:Ignorable="w14 w15 w16se w16cid w16 w16cex w16sdtdh">
   <w:docDefaults>
     <w:rPrDefault>
       <w:rPr>
@@ -1711,7 +1142,6 @@
   <w:style w:type="character" w:styleId="a3">
     <w:name w:val="Hyperlink"/>
     <w:uiPriority w:val="99"/>
-    <w:semiHidden/>
     <w:unhideWhenUsed/>
     <w:rsid w:val="00582419"/>
     <w:rPr>
